--- a/documents/root-jp.docx
+++ b/documents/root-jp.docx
@@ -774,6 +774,7 @@
           </w:tcPr>
           <w:p>
             <w:pPr>
+              <w:keepNext/>
               <w:spacing w:before="20" w:after="20" w:line="276" w:lineRule="auto"/>
               <w:rPr>
                 <w:rFonts w:ascii="FOT-Matisse Pro B" w:eastAsia="FOT-Matisse Pro B" w:hAnsi="FOT-Matisse Pro B"/>
@@ -805,6 +806,7 @@
           </w:tcPr>
           <w:p>
             <w:pPr>
+              <w:keepNext/>
               <w:spacing w:before="20" w:after="20" w:line="276" w:lineRule="auto"/>
               <w:rPr>
                 <w:rFonts w:ascii="FOT-Matisse Pro B" w:eastAsia="FOT-Matisse Pro B" w:hAnsi="FOT-Matisse Pro B"/>
@@ -1557,6 +1559,7 @@
           </w:tcPr>
           <w:p>
             <w:pPr>
+              <w:keepNext/>
               <w:spacing w:after="0" w:line="252" w:lineRule="auto"/>
               <w:rPr>
                 <w:rFonts w:ascii="FOT-Matisse Pro B" w:eastAsia="FOT-Matisse Pro B" w:hAnsi="FOT-Matisse Pro B"/>
@@ -1588,6 +1591,7 @@
           </w:tcPr>
           <w:p>
             <w:pPr>
+              <w:keepNext/>
               <w:spacing w:after="0" w:line="252" w:lineRule="auto"/>
               <w:rPr>
                 <w:rFonts w:ascii="FOT-Matisse Pro B" w:eastAsia="FOT-Matisse Pro B" w:hAnsi="FOT-Matisse Pro B"/>
@@ -1619,6 +1623,7 @@
           </w:tcPr>
           <w:p>
             <w:pPr>
+              <w:keepNext/>
               <w:spacing w:after="0" w:line="252" w:lineRule="auto"/>
               <w:rPr>
                 <w:rFonts w:ascii="FOT-Matisse Pro B" w:eastAsia="FOT-Matisse Pro B" w:hAnsi="FOT-Matisse Pro B"/>
@@ -2380,6 +2385,7 @@
           </w:tcPr>
           <w:p>
             <w:pPr>
+              <w:keepNext/>
               <w:spacing w:after="0" w:line="252" w:lineRule="auto"/>
               <w:rPr>
                 <w:rFonts w:ascii="FOT-Matisse Pro B" w:eastAsia="FOT-Matisse Pro B" w:hAnsi="FOT-Matisse Pro B"/>
@@ -2411,6 +2417,7 @@
           </w:tcPr>
           <w:p>
             <w:pPr>
+              <w:keepNext/>
               <w:spacing w:after="0" w:line="252" w:lineRule="auto"/>
               <w:rPr>
                 <w:rFonts w:ascii="FOT-Matisse Pro B" w:eastAsia="FOT-Matisse Pro B" w:hAnsi="FOT-Matisse Pro B"/>
@@ -3277,6 +3284,7 @@
           </w:tcPr>
           <w:p>
             <w:pPr>
+              <w:keepNext/>
               <w:spacing w:before="20" w:after="20" w:line="276" w:lineRule="auto"/>
               <w:rPr>
                 <w:rFonts w:ascii="FOT-Matisse Pro B" w:eastAsia="FOT-Matisse Pro B" w:hAnsi="FOT-Matisse Pro B"/>
@@ -3308,6 +3316,7 @@
           </w:tcPr>
           <w:p>
             <w:pPr>
+              <w:keepNext/>
               <w:spacing w:before="20" w:after="20" w:line="276" w:lineRule="auto"/>
               <w:rPr>
                 <w:rFonts w:ascii="FOT-Matisse Pro B" w:eastAsia="FOT-Matisse Pro B" w:hAnsi="FOT-Matisse Pro B"/>
@@ -3339,6 +3348,7 @@
           </w:tcPr>
           <w:p>
             <w:pPr>
+              <w:keepNext/>
               <w:spacing w:before="20" w:after="20" w:line="276" w:lineRule="auto"/>
               <w:rPr>
                 <w:rFonts w:ascii="FOT-Matisse Pro B" w:eastAsia="FOT-Matisse Pro B" w:hAnsi="FOT-Matisse Pro B"/>
@@ -4195,7 +4205,7 @@
           <w:rFonts w:ascii="FOT-Matisse Pro B" w:eastAsia="FOT-Matisse Pro B" w:hAnsi="FOT-Matisse Pro B"/>
           <w:lang w:eastAsia="ja-JP"/>
         </w:rPr>
-        <w:t>聖都は天神信仰と国家秩序の中心です。壮麗で清潔、神聖な都市であり、辺境の貧困、虐殺、闇市とは強い対照をなします。後世の人類は天神を真の神として信仰し、古神を汚名化してきました。そのため大祭司と聖都の制度は、神聖化された公式歴史を維持・実行する側に位置します。</w:t>
+        <w:t>聖都は天神信仰と国家秩序の中心です。壮麗で清潔、神聖な都市であり、辺境の貧困、虐殺、闇市とは強い対照をなします。後世の人類は天神を真の神として信仰し、古神に悪の烙印を押してきました。そのため大祭司と聖都の制度は、神聖化された公式歴史を維持・実行する側に位置します。</w:t>
       </w:r>
     </w:p>
     <w:p>
@@ -4738,7 +4748,7 @@
           <w:rFonts w:ascii="FOT-Matisse Pro B" w:eastAsia="FOT-Matisse Pro B" w:hAnsi="FOT-Matisse Pro B"/>
           <w:lang w:eastAsia="ja-JP"/>
         </w:rPr>
-        <w:t>主人公は「世界に選ばれた英雄」ではありません。神聖刻痕が主人公に宿ったのは、彼を意図的に「選んだ」からではなく、事故的なずれや誤った結びつきに近い出来事です。</w:t>
+        <w:t>主人公は「世界に選ばれた英雄」ではありません。神聖刻痕が主人公に宿ったのは、彼を意図的に「選んだ」からではなく、偶発的なずれや誤った結びつきに近い出来事です。</w:t>
       </w:r>
     </w:p>
     <w:p>
@@ -5126,7 +5136,7 @@
           <w:color w:val="1F2933"/>
           <w:lang w:eastAsia="ja-JP"/>
         </w:rPr>
-        <w:t>プレイヤーは主人公と一時的に接続できますが、外神はさらに上位に存在する、事実上対抗不能な別存在とします。天神は外神を機嫌を取るべき相手とみなし、プレイヤーと外神は必ずしも同一ではありません。</w:t>
+        <w:t>プレイヤーは主人公と一時的に接続できますが、外神はさらに上位に存在する、事実上対抗不能な別存在とします。天神は外神を、その機嫌をうかがうべき相手とみなし、プレイヤーと外神は必ずしも同一ではありません。</w:t>
       </w:r>
     </w:p>
     <w:p>
@@ -5361,6 +5371,7 @@
           </w:tcPr>
           <w:p>
             <w:pPr>
+              <w:keepNext/>
               <w:spacing w:before="20" w:after="20" w:line="276" w:lineRule="auto"/>
               <w:rPr>
                 <w:rFonts w:ascii="FOT-Matisse Pro B" w:eastAsia="FOT-Matisse Pro B" w:hAnsi="FOT-Matisse Pro B"/>
@@ -5392,6 +5403,7 @@
           </w:tcPr>
           <w:p>
             <w:pPr>
+              <w:keepNext/>
               <w:rPr>
                 <w:rFonts w:ascii="FOT-Matisse Pro B" w:eastAsia="FOT-Matisse Pro B" w:hAnsi="FOT-Matisse Pro B"/>
               </w:rPr>
@@ -5885,6 +5897,7 @@
           </w:tcPr>
           <w:p>
             <w:pPr>
+              <w:keepNext/>
               <w:spacing w:before="20" w:after="20" w:line="276" w:lineRule="auto"/>
               <w:rPr>
                 <w:rFonts w:ascii="FOT-Matisse Pro B" w:eastAsia="FOT-Matisse Pro B" w:hAnsi="FOT-Matisse Pro B"/>
@@ -5916,6 +5929,7 @@
           </w:tcPr>
           <w:p>
             <w:pPr>
+              <w:keepNext/>
               <w:rPr>
                 <w:rFonts w:ascii="FOT-Matisse Pro B" w:eastAsia="FOT-Matisse Pro B" w:hAnsi="FOT-Matisse Pro B"/>
               </w:rPr>
@@ -6388,7 +6402,7 @@
           <w:color w:val="1F2933"/>
           <w:lang w:eastAsia="ja-JP"/>
         </w:rPr>
-        <w:t>燐火は部族内で盗賊を追撃する案を提案しますが、性別、「冷焔」、長年の偏見を理由に族長から拒否されます。無断で谷を出れば部族への背反とみなすとも告げられます。それでも最終的に彼女は部族を離れ、主人公たちと共に盗賊を追う道を選びます。</w:t>
+        <w:t>燐火は部族内で盗賊を追撃する案を提案しますが、性別、「冷焔」、長年の偏見を理由に族長から拒否されます。無断で谷を出れば部族への反逆とみなすとも告げられます。それでも最終的に彼女は部族を離れ、主人公たちと共に盗賊を追う道を選びます。</w:t>
       </w:r>
     </w:p>
     <w:p>
@@ -6928,7 +6942,7 @@
           <w:color w:val="1F2933"/>
           <w:lang w:eastAsia="ja-JP"/>
         </w:rPr>
-        <w:t>主人公、星野、霜月、燐火、古尔德の五人でパーティを構成し、戦闘時は全員が同じ場に存在します。聖都の諜報員は古尔德の裏の身份とするか、固定戦闘メンバーではない別キャラクターにできます。</w:t>
+        <w:t>主人公、星野、霜月、燐火、古尔德の五人でパーティを構成し、戦闘時は全員が同じ場に存在します。聖都の諜報員は古尔德の裏の顔とするか、固定戦闘メンバーではない別キャラクターにできます。</w:t>
       </w:r>
     </w:p>
     <w:p>
@@ -7010,6 +7024,7 @@
           </w:tcPr>
           <w:p>
             <w:pPr>
+              <w:keepNext/>
               <w:spacing w:before="20" w:after="20" w:line="276" w:lineRule="auto"/>
               <w:rPr>
                 <w:rFonts w:ascii="FOT-Matisse Pro B" w:eastAsia="FOT-Matisse Pro B" w:hAnsi="FOT-Matisse Pro B"/>
@@ -7041,6 +7056,7 @@
           </w:tcPr>
           <w:p>
             <w:pPr>
+              <w:keepNext/>
               <w:spacing w:before="20" w:after="20" w:line="276" w:lineRule="auto"/>
               <w:rPr>
                 <w:rFonts w:ascii="FOT-Matisse Pro B" w:eastAsia="FOT-Matisse Pro B" w:hAnsi="FOT-Matisse Pro B"/>
@@ -8263,7 +8279,7 @@
           <w:color w:val="1F2933"/>
           <w:lang w:eastAsia="ja-JP"/>
         </w:rPr>
-        <w:t>主人公たちが飛竜峡谷へ到着すると、峡谷を渡る大橋は破壊され、哨所の守衛も殺されていることが分かります。盗賊団は竜人を狩っており、目的は高価な素材となる竜角、爪、鱗です。</w:t>
+        <w:t>主人公たちが飛竜峡谷へ到着すると、峡谷を渡る大橋は破壊され、見張り所の守衛も殺されていることが分かります。盗賊団は竜人を狩っており、目的は高価な素材となる竜角、爪、鱗です。</w:t>
       </w:r>
     </w:p>
     <w:p>
@@ -9201,6 +9217,7 @@
           </w:tcPr>
           <w:p>
             <w:pPr>
+              <w:keepNext/>
               <w:spacing w:before="20" w:after="20" w:line="276" w:lineRule="auto"/>
               <w:rPr>
                 <w:rFonts w:ascii="FOT-Matisse Pro B" w:eastAsia="FOT-Matisse Pro B" w:hAnsi="FOT-Matisse Pro B"/>
@@ -9232,6 +9249,7 @@
           </w:tcPr>
           <w:p>
             <w:pPr>
+              <w:keepNext/>
               <w:spacing w:before="20" w:after="20" w:line="276" w:lineRule="auto"/>
               <w:rPr>
                 <w:rFonts w:ascii="FOT-Matisse Pro B" w:eastAsia="FOT-Matisse Pro B" w:hAnsi="FOT-Matisse Pro B"/>
@@ -9263,6 +9281,7 @@
           </w:tcPr>
           <w:p>
             <w:pPr>
+              <w:keepNext/>
               <w:spacing w:before="20" w:after="20" w:line="276" w:lineRule="auto"/>
               <w:rPr>
                 <w:rFonts w:ascii="FOT-Matisse Pro B" w:eastAsia="FOT-Matisse Pro B" w:hAnsi="FOT-Matisse Pro B"/>
@@ -10055,6 +10074,7 @@
           </w:tcPr>
           <w:p>
             <w:pPr>
+              <w:keepNext/>
               <w:spacing w:before="20" w:after="20" w:line="276" w:lineRule="auto"/>
               <w:rPr>
                 <w:rFonts w:ascii="FOT-Matisse Pro B" w:eastAsia="FOT-Matisse Pro B" w:hAnsi="FOT-Matisse Pro B"/>
@@ -10086,6 +10106,7 @@
           </w:tcPr>
           <w:p>
             <w:pPr>
+              <w:keepNext/>
               <w:spacing w:before="20" w:after="20" w:line="276" w:lineRule="auto"/>
               <w:rPr>
                 <w:rFonts w:ascii="FOT-Matisse Pro B" w:eastAsia="FOT-Matisse Pro B" w:hAnsi="FOT-Matisse Pro B"/>
@@ -10983,7 +11004,7 @@
           <w:color w:val="31445A"/>
           <w:lang w:eastAsia="ja-JP"/>
         </w:rPr>
-        <w:t>• ナラティブ構造：出会い、北境の旅、亜人社会、聖都の陰謀、天界、幽界、第二次聖痕戦争、周回型エンディングまで、比較的完整な骨格が形成されている。</w:t>
+        <w:t>• ナラティブ構造：出会い、北境の旅、亜人社会、聖都の陰謀、天界、幽界、第二次聖痕戦争、周回型エンディングまで、全体の骨格が概ね整っている。</w:t>
       </w:r>
     </w:p>
     <w:p>
@@ -11220,6 +11241,7 @@
           </w:tcPr>
           <w:p>
             <w:pPr>
+              <w:keepNext/>
               <w:spacing w:before="20" w:after="20" w:line="276" w:lineRule="auto"/>
               <w:rPr>
                 <w:rFonts w:ascii="FOT-Matisse Pro B" w:eastAsia="FOT-Matisse Pro B" w:hAnsi="FOT-Matisse Pro B"/>
@@ -11251,6 +11273,7 @@
           </w:tcPr>
           <w:p>
             <w:pPr>
+              <w:keepNext/>
               <w:spacing w:before="20" w:after="20" w:line="276" w:lineRule="auto"/>
               <w:rPr>
                 <w:rFonts w:ascii="FOT-Matisse Pro B" w:eastAsia="FOT-Matisse Pro B" w:hAnsi="FOT-Matisse Pro B"/>
@@ -12177,6 +12200,7 @@
           </w:tcPr>
           <w:p>
             <w:pPr>
+              <w:keepNext/>
               <w:spacing w:before="20" w:after="20" w:line="276" w:lineRule="auto"/>
               <w:rPr>
                 <w:rFonts w:ascii="FOT-Matisse Pro B" w:eastAsia="FOT-Matisse Pro B" w:hAnsi="FOT-Matisse Pro B"/>
@@ -12208,6 +12232,7 @@
           </w:tcPr>
           <w:p>
             <w:pPr>
+              <w:keepNext/>
               <w:spacing w:before="20" w:after="20" w:line="276" w:lineRule="auto"/>
               <w:rPr>
                 <w:rFonts w:ascii="FOT-Matisse Pro B" w:eastAsia="FOT-Matisse Pro B" w:hAnsi="FOT-Matisse Pro B"/>
@@ -13431,10 +13456,12 @@
     <w:p>
       <w:pPr>
         <w:pStyle w:val="CompactBullet"/>
-        <w:rPr>
-          <w:rFonts w:ascii="FOT-Matisse Pro B" w:eastAsia="FOT-Matisse Pro B" w:hAnsi="FOT-Matisse Pro B"/>
-          <w:lang w:eastAsia="ja-JP"/>
-        </w:rPr>
+        <w:spacing w:after="20" w:before="0" w:line="276" w:lineRule="auto"/>
+        <w:rPr>
+          <w:rFonts w:ascii="FOT-Matisse Pro B" w:eastAsia="FOT-Matisse Pro B" w:hAnsi="FOT-Matisse Pro B"/>
+          <w:lang w:eastAsia="ja-JP"/>
+        </w:rPr>
+        <w:snapToGrid w:val="0"/>
       </w:pPr>
       <w:r>
         <w:rPr>
@@ -13449,10 +13476,12 @@
     <w:p>
       <w:pPr>
         <w:pStyle w:val="CompactBullet"/>
-        <w:rPr>
-          <w:rFonts w:ascii="FOT-Matisse Pro B" w:eastAsia="FOT-Matisse Pro B" w:hAnsi="FOT-Matisse Pro B"/>
-          <w:lang w:eastAsia="ja-JP"/>
-        </w:rPr>
+        <w:spacing w:after="20" w:before="0" w:line="276" w:lineRule="auto"/>
+        <w:rPr>
+          <w:rFonts w:ascii="FOT-Matisse Pro B" w:eastAsia="FOT-Matisse Pro B" w:hAnsi="FOT-Matisse Pro B"/>
+          <w:lang w:eastAsia="ja-JP"/>
+        </w:rPr>
+        <w:snapToGrid w:val="0"/>
       </w:pPr>
       <w:r>
         <w:rPr>
@@ -13467,10 +13496,12 @@
     <w:p>
       <w:pPr>
         <w:pStyle w:val="CompactBullet"/>
-        <w:rPr>
-          <w:rFonts w:ascii="FOT-Matisse Pro B" w:eastAsia="FOT-Matisse Pro B" w:hAnsi="FOT-Matisse Pro B"/>
-          <w:lang w:eastAsia="ja-JP"/>
-        </w:rPr>
+        <w:spacing w:after="20" w:before="0" w:line="276" w:lineRule="auto"/>
+        <w:rPr>
+          <w:rFonts w:ascii="FOT-Matisse Pro B" w:eastAsia="FOT-Matisse Pro B" w:hAnsi="FOT-Matisse Pro B"/>
+          <w:lang w:eastAsia="ja-JP"/>
+        </w:rPr>
+        <w:snapToGrid w:val="0"/>
       </w:pPr>
       <w:r>
         <w:rPr>
@@ -13485,10 +13516,12 @@
     <w:p>
       <w:pPr>
         <w:pStyle w:val="CompactBullet"/>
-        <w:rPr>
-          <w:rFonts w:ascii="FOT-Matisse Pro B" w:eastAsia="FOT-Matisse Pro B" w:hAnsi="FOT-Matisse Pro B"/>
-          <w:lang w:eastAsia="ja-JP"/>
-        </w:rPr>
+        <w:spacing w:after="20" w:before="0" w:line="276" w:lineRule="auto"/>
+        <w:rPr>
+          <w:rFonts w:ascii="FOT-Matisse Pro B" w:eastAsia="FOT-Matisse Pro B" w:hAnsi="FOT-Matisse Pro B"/>
+          <w:lang w:eastAsia="ja-JP"/>
+        </w:rPr>
+        <w:snapToGrid w:val="0"/>
       </w:pPr>
       <w:r>
         <w:rPr>
@@ -13503,10 +13536,12 @@
     <w:p>
       <w:pPr>
         <w:pStyle w:val="CompactBullet"/>
-        <w:rPr>
-          <w:rFonts w:ascii="FOT-Matisse Pro B" w:eastAsia="FOT-Matisse Pro B" w:hAnsi="FOT-Matisse Pro B"/>
-          <w:lang w:eastAsia="ja-JP"/>
-        </w:rPr>
+        <w:spacing w:after="20" w:before="0" w:line="276" w:lineRule="auto"/>
+        <w:rPr>
+          <w:rFonts w:ascii="FOT-Matisse Pro B" w:eastAsia="FOT-Matisse Pro B" w:hAnsi="FOT-Matisse Pro B"/>
+          <w:lang w:eastAsia="ja-JP"/>
+        </w:rPr>
+        <w:snapToGrid w:val="0"/>
       </w:pPr>
       <w:r>
         <w:rPr>
@@ -13521,9 +13556,11 @@
     <w:p>
       <w:pPr>
         <w:pStyle w:val="CompactBullet"/>
-        <w:rPr>
-          <w:rFonts w:ascii="FOT-Matisse Pro B" w:eastAsia="FOT-Matisse Pro B" w:hAnsi="FOT-Matisse Pro B"/>
-        </w:rPr>
+        <w:spacing w:after="20" w:before="0" w:line="276" w:lineRule="auto"/>
+        <w:rPr>
+          <w:rFonts w:ascii="FOT-Matisse Pro B" w:eastAsia="FOT-Matisse Pro B" w:hAnsi="FOT-Matisse Pro B"/>
+        </w:rPr>
+        <w:snapToGrid w:val="0"/>
       </w:pPr>
       <w:r>
         <w:rPr>
